--- a/javoblar/003.docx
+++ b/javoblar/003.docx
@@ -156,7 +156,7 @@
         <w:spacing w:after="40"/>
       </w:pPr>
       <w:r>
-        <w:t xml:space="preserve">O'zbekiston Respublikasining "Aholining sanitariya-epidemiologik osoyishtaligi to'g'risida"gi Qonuni (Qonunchilik palatasi 2015-yil 15-iyul, Senat 2015-yil 6-avgust). lex.uz/docs/2732587. (Matn: xayrullokomilov.uz kutubxonasi, ochiq manba.)</w:t>
+        <w:t xml:space="preserve">O'zbekiston Respublikasining "Aholining sanitariya-epidemiologik osoyishtaligi to'g'risida"gi Qonuni (2015-yil 15-iyul, QRU; 2015-yil 6-avgustda Senat tomonidan ma'qullangan). URL: https://lex.uz/docs/2732587</w:t>
       </w:r>
     </w:p>
     <w:p>
@@ -169,7 +169,7 @@
         <w:spacing w:after="40"/>
       </w:pPr>
       <w:r>
-        <w:t xml:space="preserve">O'zbekiston Respublikasining Ma'muriy javobgarlik to'g'risidagi kodeksi (sanitariya-epidemiologiya qoidalarini buzish uchun javobgarlik moddalari). lex.uz.</w:t>
+        <w:t xml:space="preserve">O'zbekiston Respublikasining Ma'muriy javobgarlik to'g'risidagi kodeksi (sanitariya-epidemiologiya qoidalarini buzish uchun javobgarlik). URL: https://lex.uz</w:t>
       </w:r>
     </w:p>
     <w:p>
@@ -182,7 +182,7 @@
         <w:spacing w:after="40"/>
       </w:pPr>
       <w:r>
-        <w:t xml:space="preserve">X. Komilov kutubxonasi materiallari (ochiq manba). URL: https://xayrullokomilov.uz/kutubxona</w:t>
+        <w:t xml:space="preserve">Mirtazayev O.M., Zuyeva L.P., Matnazarova G.S. Epidemiologiya. — Toshkent, 2016.</w:t>
       </w:r>
     </w:p>
     <w:sectPr>

--- a/javoblar/003.docx
+++ b/javoblar/003.docx
@@ -5,144 +5,641 @@
     <w:p>
       <w:pPr>
         <w:pStyle w:val="Heading1"/>
-        <w:spacing w:after="200"/>
-      </w:pPr>
-      <w:r>
-        <w:t xml:space="preserve">3. SEO va JSQ tomonidan yuridik va jismoniy shaxslar faoliyatini vaqtincha to'xtatib qo'yishning huquqiy asoslari</w:t>
-      </w:r>
-    </w:p>
-    <w:p>
-      <w:pPr>
-        <w:spacing w:after="120"/>
-        <w:jc w:val="both"/>
-      </w:pPr>
-      <w:r>
-        <w:t xml:space="preserve">Sanitariya-epidemiologiya osoyishtaligi va jamoat salomatligi (SEO va JSQ) xizmati davlat sanitariya-epidemiologiya nazoratini amalga oshiruvchi vakolatli organ bo'lib, qonunchilikda belgilangan hollarda yuridik va jismoniy shaxslarning faoliyatini vaqtincha to'xtatib qo'yish huquqiga ega. Bu chora — aholining sog'lig'iga va sanitariya-epidemiologik osoyishtaligiga real tahdid tug'ilgan vaziyatlarda qo'llaniladigan ma'muriy-huquqiy ta'sir chorasidir. Uning asosiy maqsadi — yuqumli kasalliklar tarqalishining yoki aholi salomatligiga zarar yetkazilishining oldini olishdir [1]. Bu vakolat ma'muriy majburlash usullaridan biri bo'lib, u davlat sanitariya nazoratining profilaktik va huquqni muhofaza qiluvchi funksiyalarini birlashtiradi. Faoliyatni to'xtatish — oxirgi va eng jiddiy chora hisoblanadi; odatda unga ogohlantirish, ko'rsatma berish va kamchiliklarni bartaraf etish uchun muddat belgilash kabi bosqichlardan so'ng o'tiladi, agar xavf darhol bartaraf etilishi zarur bo'lmasa.</w:t>
+        <w:spacing w:after="240"/>
+        <w:jc w:val="center"/>
+      </w:pPr>
+      <w:r>
+        <w:rPr>
+          <w:rFonts w:ascii="Times New Roman" w:cs="Times New Roman" w:eastAsia="Times New Roman" w:hAnsi="Times New Roman"/>
+          <w:b/>
+          <w:bCs/>
+          <w:sz w:val="28"/>
+          <w:szCs w:val="28"/>
+        </w:rPr>
+        <w:t xml:space="preserve">3. Epidemiologiyada qo'llaniladigan tahlillarining turlarini aytib bering</w:t>
       </w:r>
     </w:p>
     <w:p>
       <w:pPr>
         <w:pStyle w:val="Heading2"/>
-        <w:spacing w:after="80" w:before="160"/>
-      </w:pPr>
-      <w:r>
-        <w:t xml:space="preserve">Qonuniy asos</w:t>
-      </w:r>
-    </w:p>
-    <w:p>
-      <w:pPr>
-        <w:spacing w:after="120"/>
-        <w:jc w:val="both"/>
-      </w:pPr>
-      <w:r>
-        <w:t xml:space="preserve">Faoliyatni vaqtincha to'xtatib qo'yishning asosiy huquqiy asosi — O'zbekiston Respublikasining "Aholining sanitariya-epidemiologik osoyishtaligi to'g'risida"gi Qonuni hisoblanadi (Qonunchilik palatasi tomonidan 2015-yil 15-iyulda qabul qilingan, Senat tomonidan 2015-yil 6-avgustda ma'qullangan). Ushbu Qonunda bosh davlat sanitariya vrachi va uning o'rinbosarlarining vakolatlari qatorida sanitariya qoidalari, normalari va gigiyena normativlari buzilgan hollarda korxonalar, ta'lim, davolash-profilaktika, sanatoriya-kurort muassasalari va boshqa obyektlarning faoliyatini to'xtatib turish, uskunalar, asboblar va transport vositalaridan foydalanishni taqiqlash vakolati nazarda tutilgan [1]. Shuningdek, ushbu vakolatlar davlat sanitariya nazoratini amalga oshirish tartibini belgilovchi Vazirlar Mahkamasi qarorlari va tegishli nizomlar bilan to'ldiriladi, bu esa chora qo'llashning aniq protsessual asosini yaratadi.</w:t>
-      </w:r>
-    </w:p>
-    <w:p>
-      <w:pPr>
-        <w:spacing w:after="120"/>
-        <w:jc w:val="both"/>
-      </w:pPr>
-      <w:r>
-        <w:t xml:space="preserve">Qonun matnida ko'rsatilganidek, sanitariya qoidalari buzilgan taqdirda vakolatli organ "korxonalarning, ta'lim, davolash-profilaktika, sanatoriya-kurort muassasalarining va boshqa muassasalarning faoliyatini to'xtatib turish, uskunalarni, asboblarni ishlatishni, transport vositalaridan foydalanishni taqiqlash" huquqiga ega. Shuningdek, sanitariya qoidalari buzilgan hollarda aholi punktlari, binolar va inshootlar qurilishini hamda rekonstruksiya qilinishini to'xtatib turish ham ushbu vakolatlar doirasiga kiradi [1]. Qonun doirasida bosh davlat sanitariya vrachi mamlakat miqyosida, Qoraqalpog'iston Respublikasi, viloyatlar va Toshkent shahar bosh davlat sanitariya vrachlari esa o'z hududlarida ushbu vakolatlarni amalga oshiradilar. Bu — vakolatlarning hududiy darajalar bo'yicha aniq taqsimlanganligini va chora qonuniy mansabdor shaxs tomonidangina qo'llanilishini ta'minlaydi.</w:t>
+        <w:spacing w:after="100" w:before="200"/>
+      </w:pPr>
+      <w:r>
+        <w:rPr>
+          <w:rFonts w:ascii="Times New Roman" w:cs="Times New Roman" w:eastAsia="Times New Roman" w:hAnsi="Times New Roman"/>
+          <w:b/>
+          <w:bCs/>
+          <w:sz w:val="28"/>
+          <w:szCs w:val="28"/>
+        </w:rPr>
+        <w:t xml:space="preserve">Kirish</w:t>
+      </w:r>
+    </w:p>
+    <w:p>
+      <w:pPr>
+        <w:spacing w:after="120" w:line="276"/>
+        <w:ind w:firstLine="567"/>
+        <w:jc w:val="both"/>
+      </w:pPr>
+      <w:r>
+        <w:rPr>
+          <w:rFonts w:ascii="Times New Roman" w:cs="Times New Roman" w:eastAsia="Times New Roman" w:hAnsi="Times New Roman"/>
+          <w:sz w:val="28"/>
+          <w:szCs w:val="28"/>
+        </w:rPr>
+        <w:t xml:space="preserve">Epidemiologik tahlil kasallanish ko'rsatkichlarini, aholi guruhlari, hududlar va vaqt bo'yicha taqsimotni o'rganib, epidemik jarayon rivojlanishining sabablarini aniqlash usulidir. Tahlil natijalari asosida epidemiologik tashxis qo'yiladi va chora-tadbirlar rejalashtiriladi [1]. Amaliyotda tahlil muddati va maqsadiga ko'ra ikki asosiy tur ajratiladi: operativ (tezkor) va retrospektiv epidemiologik tahlil [1]. Ilmiy yondashuv bo'yicha esa tavsifiy va analitik epidemiologiya farqlanadi [2].</w:t>
       </w:r>
     </w:p>
     <w:p>
       <w:pPr>
         <w:pStyle w:val="Heading2"/>
-        <w:spacing w:after="80" w:before="160"/>
-      </w:pPr>
-      <w:r>
-        <w:t xml:space="preserve">Ma'muriy javobgarlik bilan bog'liqligi</w:t>
-      </w:r>
-    </w:p>
-    <w:p>
-      <w:pPr>
-        <w:spacing w:after="120"/>
-        <w:jc w:val="both"/>
-      </w:pPr>
-      <w:r>
-        <w:t xml:space="preserve">Faoliyatni vaqtincha to'xtatib qo'yish ko'pincha ma'muriy javobgarlik choralari bilan birga qo'llaniladi. O'zbekiston Respublikasining Ma'muriy javobgarlik to'g'risidagi kodeksida sanitariya-gigiyena va sanitariya-epidemiologiya qoidalarini buzganlik uchun javobgarlik belgilangan. Bunday hollarda sanitariya vrachi qoidabuzarlik to'g'risida bayonnoma tuzadi, ko'rsatma (talabnoma) beradi va zarurat bo'lganda faoliyatni to'xtatish to'g'risida qaror chiqaradi. Jiddiy hollarda, ya'ni epidemiya xavfi yuzaga kelganda, chora shoshilinch tartibda amalga oshiriladi [1]. Ma'muriy javobgarlik moddalari jarima solish, faoliyatni to'xtatib qo'yish va ayrim hollarda ishni jinoiy javobgarlikka tortish uchun materiallarni tegishli organlarga yo'naltirishni nazarda tutishi mumkin. Shu tariqa faoliyatni to'xtatish chorasi yakka holda emas, balki huquqiy ta'sir choralarining yaxlit tizimi doirasida qo'llaniladi va u qoidabuzarlikni bartaraf etishga qaratilgan majburlovchi mexanizm vazifasini bajaradi.</w:t>
+        <w:spacing w:after="100" w:before="200"/>
+      </w:pPr>
+      <w:r>
+        <w:rPr>
+          <w:rFonts w:ascii="Times New Roman" w:cs="Times New Roman" w:eastAsia="Times New Roman" w:hAnsi="Times New Roman"/>
+          <w:b/>
+          <w:bCs/>
+          <w:sz w:val="28"/>
+          <w:szCs w:val="28"/>
+        </w:rPr>
+        <w:t xml:space="preserve">Tahlil turlarining umumiy tasnifi</w:t>
+      </w:r>
+    </w:p>
+    <w:p>
+      <w:pPr>
+        <w:pStyle w:val="ListParagraph"/>
+        <w:numPr>
+          <w:ilvl w:val="0"/>
+          <w:numId w:val="2"/>
+        </w:numPr>
+        <w:spacing w:after="60" w:line="276"/>
+        <w:jc w:val="both"/>
+      </w:pPr>
+      <w:r>
+        <w:rPr>
+          <w:rFonts w:ascii="Times New Roman" w:cs="Times New Roman" w:eastAsia="Times New Roman" w:hAnsi="Times New Roman"/>
+          <w:sz w:val="28"/>
+          <w:szCs w:val="28"/>
+        </w:rPr>
+        <w:t xml:space="preserve">Operativ epidemiologik tahlil (OET) — kasallanishning joriy holatini kundalik, haftalik yoki oylik ko'rsatkichlar asosida doimiy kuzatish [1].</w:t>
+      </w:r>
+    </w:p>
+    <w:p>
+      <w:pPr>
+        <w:pStyle w:val="ListParagraph"/>
+        <w:numPr>
+          <w:ilvl w:val="0"/>
+          <w:numId w:val="2"/>
+        </w:numPr>
+        <w:spacing w:after="60" w:line="276"/>
+        <w:jc w:val="both"/>
+      </w:pPr>
+      <w:r>
+        <w:rPr>
+          <w:rFonts w:ascii="Times New Roman" w:cs="Times New Roman" w:eastAsia="Times New Roman" w:hAnsi="Times New Roman"/>
+          <w:sz w:val="28"/>
+          <w:szCs w:val="28"/>
+        </w:rPr>
+        <w:t xml:space="preserve">Retrospektiv epidemiologik tahlil (RET) — epidemik jarayonning o'tgan davrdagi dinamikasini va rivojlanish sabablarini baholash [1].</w:t>
+      </w:r>
+    </w:p>
+    <w:p>
+      <w:pPr>
+        <w:pStyle w:val="ListParagraph"/>
+        <w:numPr>
+          <w:ilvl w:val="0"/>
+          <w:numId w:val="2"/>
+        </w:numPr>
+        <w:spacing w:after="60" w:line="276"/>
+        <w:jc w:val="both"/>
+      </w:pPr>
+      <w:r>
+        <w:rPr>
+          <w:rFonts w:ascii="Times New Roman" w:cs="Times New Roman" w:eastAsia="Times New Roman" w:hAnsi="Times New Roman"/>
+          <w:sz w:val="28"/>
+          <w:szCs w:val="28"/>
+        </w:rPr>
+        <w:t xml:space="preserve">Tavsifiy (deskriptiv) bosqich — hodisalarni vaqt, joy va shaxs bo'yicha tavsiflash [2].</w:t>
+      </w:r>
+    </w:p>
+    <w:p>
+      <w:pPr>
+        <w:pStyle w:val="ListParagraph"/>
+        <w:numPr>
+          <w:ilvl w:val="0"/>
+          <w:numId w:val="2"/>
+        </w:numPr>
+        <w:spacing w:after="60" w:line="276"/>
+        <w:jc w:val="both"/>
+      </w:pPr>
+      <w:r>
+        <w:rPr>
+          <w:rFonts w:ascii="Times New Roman" w:cs="Times New Roman" w:eastAsia="Times New Roman" w:hAnsi="Times New Roman"/>
+          <w:sz w:val="28"/>
+          <w:szCs w:val="28"/>
+        </w:rPr>
+        <w:t xml:space="preserve">Analitik bosqich — sabab-oqibat bog'lanishlarini aniqlash, ya'ni "nima uchun" va "qanday" degan savollarga javob izlash [1, 2].</w:t>
       </w:r>
     </w:p>
     <w:p>
       <w:pPr>
         <w:pStyle w:val="Heading2"/>
-        <w:spacing w:after="80" w:before="160"/>
-      </w:pPr>
-      <w:r>
-        <w:t xml:space="preserve">Qo'llaniladigan asosiy holatlar</w:t>
-      </w:r>
-    </w:p>
-    <w:p>
-      <w:pPr>
-        <w:spacing w:after="120"/>
-        <w:jc w:val="both"/>
-      </w:pPr>
-      <w:r>
-        <w:t xml:space="preserve">Faoliyatni vaqtincha to'xtatish quyidagi hollarda qo'llanilishi mumkin: sanitariya qoidalari va gigiyena normativlarining jiddiy buzilishi; yuqumli kasallik o'chog'i aniqlanishi va uning tarqalish xavfi; oziq-ovqat mahsulotlari xavfsizligi talablarining buzilishi va ovqatdan zaharlanish xavfi; ichimlik suvi sifatining normalarga mos kelmasligi; tibbiy muassasalarda infeksion nazorat talablarining buzilishi; hamda aholi salomatligiga bevosita tahdid soluvchi boshqa holatlar. Har bir holatda chora buzilish darajasiga mutanosib bo'lishi talab etiladi [1]. Mutanosiblik tamoyili shuni anglatadiki, agar kamchilik faoliyatni to'liq to'xtatmasdan ham bartaraf etilishi mumkin bo'lsa, qisman cheklash yoki ko'rsatma berish bilan cheklaniladi. Faoliyatni to'liq to'xtatish esa aholi salomatligiga bevosita va jiddiy tahdid mavjud bo'lgandagina asoslangan hisoblanadi. Bu yondashuv tadbirkorlik erkinligi va jamoat salomatligini himoya qilish manfaatlari o'rtasidagi muvozanatni ta'minlaydi.</w:t>
+        <w:spacing w:after="100" w:before="200"/>
+      </w:pPr>
+      <w:r>
+        <w:rPr>
+          <w:rFonts w:ascii="Times New Roman" w:cs="Times New Roman" w:eastAsia="Times New Roman" w:hAnsi="Times New Roman"/>
+          <w:b/>
+          <w:bCs/>
+          <w:sz w:val="28"/>
+          <w:szCs w:val="28"/>
+        </w:rPr>
+        <w:t xml:space="preserve">Operativ epidemiologik tahlil</w:t>
+      </w:r>
+    </w:p>
+    <w:p>
+      <w:pPr>
+        <w:spacing w:after="120" w:line="276"/>
+        <w:ind w:firstLine="567"/>
+        <w:jc w:val="both"/>
+      </w:pPr>
+      <w:r>
+        <w:rPr>
+          <w:rFonts w:ascii="Times New Roman" w:cs="Times New Roman" w:eastAsia="Times New Roman" w:hAnsi="Times New Roman"/>
+          <w:sz w:val="28"/>
+          <w:szCs w:val="28"/>
+        </w:rPr>
+        <w:t xml:space="preserve">Darslikka ko'ra, operativ tahlilda kasallanish darajasi, tarkibi (epidemik jarayonga turli aholi guruhlarining tortilish darajasi), kasalliklarning hududiy taqsimoti va vaqt bo'yicha dinamikasi doimo baholanadi. Vaqt dinamikasi asosan haftalik va oylik ko'rsatkichlarda, o'tkir, ko'pincha ovqat orqali yuzaga keladigan avj olishlarda esa kundalik ko'rsatkichlarda tahlil qilinadi [1]. Uning g'oyasi epidemik vaziyatning ehtimol tutilgan o'zgarishlarini doimiy kuzatishdan iborat [1].</w:t>
+      </w:r>
+    </w:p>
+    <w:p>
+      <w:pPr>
+        <w:spacing w:after="120" w:line="276"/>
+        <w:ind w:firstLine="567"/>
+        <w:jc w:val="both"/>
+      </w:pPr>
+      <w:r>
+        <w:rPr>
+          <w:rFonts w:ascii="Times New Roman" w:cs="Times New Roman" w:eastAsia="Times New Roman" w:hAnsi="Times New Roman"/>
+          <w:sz w:val="28"/>
+          <w:szCs w:val="28"/>
+        </w:rPr>
+        <w:t xml:space="preserve">OETning vazifasi kasallanish darajasining o'zgarganini tezda aniqlash va bu o'zgarish sabablarini topishdir, ya'ni epidemik avj olishlar rivojlanishini aniqlash va ularning mohiyatini ochish. Buning uchun shu hudud uchun odatdagi kasallanish ko'rsatkichlarini bilish shart: ular etalon vazifasini o'taydi [1]. Shuningdek, turli aholi guruhlari (yosh guruhlari, bolalar muassasalariga qatnovchilar, turli hududlar aholisi) bo'yicha doimiy kasallanish darajasi ham ma'lum bo'lishi kerak, chunki mavsumiy ko'tarilish paytida umumiy o'sish fonida avj olishni aniqlash qiyin [1].</w:t>
+      </w:r>
+    </w:p>
+    <w:p>
+      <w:pPr>
+        <w:spacing w:after="120" w:line="276"/>
+        <w:ind w:firstLine="567"/>
+        <w:jc w:val="both"/>
+      </w:pPr>
+      <w:r>
+        <w:rPr>
+          <w:rFonts w:ascii="Times New Roman" w:cs="Times New Roman" w:eastAsia="Times New Roman" w:hAnsi="Times New Roman"/>
+          <w:sz w:val="28"/>
+          <w:szCs w:val="28"/>
+        </w:rPr>
+        <w:t xml:space="preserve">Qayd etilgan ma'lumotlar asosida epidemiolog ikki vazifani parallel bajaradi: har bir yuqumli kasallik uchun haftalik hisob ishchi jadvali (epidemiologik chizma) tuziladi va kasallanish sabablarini aniqlash maqsadida epidemiologik tekshiruv ma'lumotlari umumlashtiriladi. Yakka hodisa bo'yicha tekshiruv odatda o'tkazilmaydi; istisno — xavfli ekzotik kasalliklar (vabo, bezgak), ba'zi tabiiy o'choqli kasalliklar va tashqaridan keltiriladigan boshqariladigan infeksiyalar (qizamiq, poliomielit) [1].</w:t>
       </w:r>
     </w:p>
     <w:p>
       <w:pPr>
         <w:pStyle w:val="Heading2"/>
-        <w:spacing w:after="80" w:before="160"/>
-      </w:pPr>
-      <w:r>
-        <w:t xml:space="preserve">Chora qo'llashning tartibi</w:t>
-      </w:r>
-    </w:p>
-    <w:p>
-      <w:pPr>
-        <w:spacing w:after="120"/>
-        <w:jc w:val="both"/>
-      </w:pPr>
-      <w:r>
-        <w:t xml:space="preserve">Faoliyatni to'xtatish rasmiy hujjat — vakolatli mansabdor shaxsning qarori (postanovleniyasi) asosida amalga oshiriladi. Qarorda qoidabuzarlik mohiyati, qonun normalariga havola, to'xtatish muddati va bartaraf etilishi lozim bo'lgan kamchiliklar ko'rsatiladi. Qoidabuzarlik bartaraf etilgach va qayta tekshiruv ijobiy natija bergach, faoliyat tiklanadi. Yuridik yoki jismoniy shaxs qaror ustidan yuqori turuvchi organga yoki sudga shikoyat qilish huquqiga ega; bu — qonuniylik va huquqlar muvozanatini ta'minlovchi muhim kafolatdir [1]. Qaror asoslangan, hujjatlashtirilgan va aniq muddatga ega bo'lishi shart. Tekshiruv natijalari, laboratoriya tahlillari va boshqa dalillar qarorni asoslovchi materiallar sifatida ilova qilinadi. Shunday qilib, chora o'zboshimchalik bilan emas, balki qat'iy protsessual tartibda qo'llaniladi, bu esa uning huquqiy barqarorligini ta'minlaydi.</w:t>
+        <w:spacing w:after="100" w:before="200"/>
+      </w:pPr>
+      <w:r>
+        <w:rPr>
+          <w:rFonts w:ascii="Times New Roman" w:cs="Times New Roman" w:eastAsia="Times New Roman" w:hAnsi="Times New Roman"/>
+          <w:b/>
+          <w:bCs/>
+          <w:sz w:val="28"/>
+          <w:szCs w:val="28"/>
+        </w:rPr>
+        <w:t xml:space="preserve">Retrospektiv epidemiologik tahlil</w:t>
+      </w:r>
+    </w:p>
+    <w:p>
+      <w:pPr>
+        <w:spacing w:after="120" w:line="276"/>
+        <w:ind w:firstLine="567"/>
+        <w:jc w:val="both"/>
+      </w:pPr>
+      <w:r>
+        <w:rPr>
+          <w:rFonts w:ascii="Times New Roman" w:cs="Times New Roman" w:eastAsia="Times New Roman" w:hAnsi="Times New Roman"/>
+          <w:sz w:val="28"/>
+          <w:szCs w:val="28"/>
+        </w:rPr>
+        <w:t xml:space="preserve">RETning mazmuni epidemik jarayonning o'tgan davrdagi dinamikasini to'liq tavsiflash, uning rivojlanish sabablarini va yaqin o'tmishdagi tendensiyalarni aniqlashdan iborat. Tendensiyalar odatda barqaror bo'lgani uchun olingan ma'lumotlarni keyingi davrga tatbiq etish mumkin; bundan tashqari, tahlil davrida o'zgartirilgan tadbirlarning samaradorligi ham aniqlanadi [1]. RET har yili, odatda kalendar yil oxirida epidemiyaga qarshi muassasaning yillik hisobotiga mos ravishda o'tkaziladi; ko'p yillik tahlil ayniqsa qimmatli, chunki asosiy barqaror tendensiyalar bilan birga tasodifiy avj olishlar ham ko'rinadi [1].</w:t>
+      </w:r>
+    </w:p>
+    <w:p>
+      <w:pPr>
+        <w:spacing w:after="120" w:line="276"/>
+        <w:ind w:firstLine="567"/>
+        <w:jc w:val="both"/>
+      </w:pPr>
+      <w:r>
+        <w:rPr>
+          <w:rFonts w:ascii="Times New Roman" w:cs="Times New Roman" w:eastAsia="Times New Roman" w:hAnsi="Times New Roman"/>
+          <w:sz w:val="28"/>
+          <w:szCs w:val="28"/>
+        </w:rPr>
+        <w:t xml:space="preserve">Retrospektiv tahlilda sodir bo'lgan avj olish aniqlanadi, ammo uning sababini faqat mahorat bilan o'tkazilgan operativ tahlil ochishi mumkin. Shuning uchun RETning samaradorligi OET sifatiga bog'liq [1]. RET uchun quyidagi ma'lumotlar zarur [1]:</w:t>
+      </w:r>
+    </w:p>
+    <w:p>
+      <w:pPr>
+        <w:pStyle w:val="ListParagraph"/>
+        <w:numPr>
+          <w:ilvl w:val="0"/>
+          <w:numId w:val="3"/>
+        </w:numPr>
+        <w:spacing w:after="60" w:line="276"/>
+        <w:jc w:val="both"/>
+      </w:pPr>
+      <w:r>
+        <w:rPr>
+          <w:rFonts w:ascii="Times New Roman" w:cs="Times New Roman" w:eastAsia="Times New Roman" w:hAnsi="Times New Roman"/>
+          <w:sz w:val="28"/>
+          <w:szCs w:val="28"/>
+        </w:rPr>
+        <w:t xml:space="preserve">yuqumli kasalliklar to'g'risidagi hisobot hujjatlari, shu jumladan operativ tahlilda foydalanilmaganlari;</w:t>
+      </w:r>
+    </w:p>
+    <w:p>
+      <w:pPr>
+        <w:pStyle w:val="ListParagraph"/>
+        <w:numPr>
+          <w:ilvl w:val="0"/>
+          <w:numId w:val="3"/>
+        </w:numPr>
+        <w:spacing w:after="60" w:line="276"/>
+        <w:jc w:val="both"/>
+      </w:pPr>
+      <w:r>
+        <w:rPr>
+          <w:rFonts w:ascii="Times New Roman" w:cs="Times New Roman" w:eastAsia="Times New Roman" w:hAnsi="Times New Roman"/>
+          <w:sz w:val="28"/>
+          <w:szCs w:val="28"/>
+        </w:rPr>
+        <w:t xml:space="preserve">aholining demografik tavsifiga doir ma'lumotlar;</w:t>
+      </w:r>
+    </w:p>
+    <w:p>
+      <w:pPr>
+        <w:pStyle w:val="ListParagraph"/>
+        <w:numPr>
+          <w:ilvl w:val="0"/>
+          <w:numId w:val="3"/>
+        </w:numPr>
+        <w:spacing w:after="60" w:line="276"/>
+        <w:jc w:val="both"/>
+      </w:pPr>
+      <w:r>
+        <w:rPr>
+          <w:rFonts w:ascii="Times New Roman" w:cs="Times New Roman" w:eastAsia="Times New Roman" w:hAnsi="Times New Roman"/>
+          <w:sz w:val="28"/>
+          <w:szCs w:val="28"/>
+        </w:rPr>
+        <w:t xml:space="preserve">ijtimoiy va tabiiy omillar hamda ularning o'zgarishlari (masalan, yoz o'rtacha haroratidagi yillik farqlar);</w:t>
+      </w:r>
+    </w:p>
+    <w:p>
+      <w:pPr>
+        <w:pStyle w:val="ListParagraph"/>
+        <w:numPr>
+          <w:ilvl w:val="0"/>
+          <w:numId w:val="3"/>
+        </w:numPr>
+        <w:spacing w:after="60" w:line="276"/>
+        <w:jc w:val="both"/>
+      </w:pPr>
+      <w:r>
+        <w:rPr>
+          <w:rFonts w:ascii="Times New Roman" w:cs="Times New Roman" w:eastAsia="Times New Roman" w:hAnsi="Times New Roman"/>
+          <w:sz w:val="28"/>
+          <w:szCs w:val="28"/>
+        </w:rPr>
+        <w:t xml:space="preserve">suv ta'minoti, ovqatlanish va turar joy sharoitiga oid ma'lumotlar.</w:t>
       </w:r>
     </w:p>
     <w:p>
       <w:pPr>
         <w:pStyle w:val="Heading2"/>
-        <w:spacing w:after="80" w:before="160"/>
-      </w:pPr>
-      <w:r>
-        <w:t xml:space="preserve">Zamonaviy kontekst</w:t>
-      </w:r>
-    </w:p>
-    <w:p>
-      <w:pPr>
-        <w:spacing w:after="120"/>
-        <w:jc w:val="both"/>
-      </w:pPr>
-      <w:r>
-        <w:t xml:space="preserve">COVID-19 pandemiyasi davrida sanitariya-epidemiologiya organlarining vaqtincha cheklash va to'xtatish vakolatlari alohida ahamiyat kasb etdi. Pandemiya munosabati bilan qabul qilingan bir qator hujjatlar — jumladan O'zbekiston Respublikasi Prezidentining va Vazirlar Mahkamasining qarorlari — aholining sanitariya-epidemiologik osoyishtaligini ta'minlash va infeksiya tarqalishining oldini olish maqsadida tegishli cheklovlarni nazarda tutgan edi [1]. Bu tajriba vakolatlarning tezkor va qonuniy qo'llanilishining muhimligini, shuningdek favqulodda epidemiologik vaziyatlarda huquqiy mexanizmlarning aniq ishlashi zarurligini ko'rsatdi. Zamonaviy sharoitda sanitariya qonunchiligi takomillashtirilib, nazorat va cheklov choralari xalqaro tavsiyalar (JSST Xalqaro tibbiy-sanitariya qoidalari) bilan uyg'unlashtirilmoqda.</w:t>
+        <w:spacing w:after="100" w:before="200"/>
+      </w:pPr>
+      <w:r>
+        <w:rPr>
+          <w:rFonts w:ascii="Times New Roman" w:cs="Times New Roman" w:eastAsia="Times New Roman" w:hAnsi="Times New Roman"/>
+          <w:b/>
+          <w:bCs/>
+          <w:sz w:val="28"/>
+          <w:szCs w:val="28"/>
+        </w:rPr>
+        <w:t xml:space="preserve">RET bosqichlari</w:t>
+      </w:r>
+    </w:p>
+    <w:p>
+      <w:pPr>
+        <w:spacing w:after="120" w:line="276"/>
+        <w:ind w:firstLine="567"/>
+        <w:jc w:val="both"/>
+      </w:pPr>
+      <w:r>
+        <w:rPr>
+          <w:rFonts w:ascii="Times New Roman" w:cs="Times New Roman" w:eastAsia="Times New Roman" w:hAnsi="Times New Roman"/>
+          <w:sz w:val="28"/>
+          <w:szCs w:val="28"/>
+        </w:rPr>
+        <w:t xml:space="preserve">Darslikda retrospektiv tahlil izchil amalga oshiriladigan to'rt bosqichdan iborat deb ko'rsatilgan [1]:</w:t>
+      </w:r>
+    </w:p>
+    <w:p>
+      <w:pPr>
+        <w:pStyle w:val="ListParagraph"/>
+        <w:numPr>
+          <w:ilvl w:val="0"/>
+          <w:numId w:val="4"/>
+        </w:numPr>
+        <w:spacing w:after="60" w:line="276"/>
+        <w:jc w:val="both"/>
+      </w:pPr>
+      <w:r>
+        <w:rPr>
+          <w:rFonts w:ascii="Times New Roman" w:cs="Times New Roman" w:eastAsia="Times New Roman" w:hAnsi="Times New Roman"/>
+          <w:sz w:val="28"/>
+          <w:szCs w:val="28"/>
+        </w:rPr>
+        <w:t xml:space="preserve">kasallik xususiyati hisobga olingan tahlil dasturini tuzish;</w:t>
+      </w:r>
+    </w:p>
+    <w:p>
+      <w:pPr>
+        <w:pStyle w:val="ListParagraph"/>
+        <w:numPr>
+          <w:ilvl w:val="0"/>
+          <w:numId w:val="4"/>
+        </w:numPr>
+        <w:spacing w:after="60" w:line="276"/>
+        <w:jc w:val="both"/>
+      </w:pPr>
+      <w:r>
+        <w:rPr>
+          <w:rFonts w:ascii="Times New Roman" w:cs="Times New Roman" w:eastAsia="Times New Roman" w:hAnsi="Times New Roman"/>
+          <w:sz w:val="28"/>
+          <w:szCs w:val="28"/>
+        </w:rPr>
+        <w:t xml:space="preserve">yig'ilgan materiallarni guruhlash (jadvallar to'ldirish), so'ng diagramma, grafik va kartogrammalar ko'rinishida ko'rgazmali qilish;</w:t>
+      </w:r>
+    </w:p>
+    <w:p>
+      <w:pPr>
+        <w:pStyle w:val="ListParagraph"/>
+        <w:numPr>
+          <w:ilvl w:val="0"/>
+          <w:numId w:val="4"/>
+        </w:numPr>
+        <w:spacing w:after="60" w:line="276"/>
+        <w:jc w:val="both"/>
+      </w:pPr>
+      <w:r>
+        <w:rPr>
+          <w:rFonts w:ascii="Times New Roman" w:cs="Times New Roman" w:eastAsia="Times New Roman" w:hAnsi="Times New Roman"/>
+          <w:sz w:val="28"/>
+          <w:szCs w:val="28"/>
+        </w:rPr>
+        <w:t xml:space="preserve">tavsiflash bosqichi: epidemik jarayonni statikada va dinamikada, vaqt va hududda, turli aholi guruhlarida tavsiflash;</w:t>
+      </w:r>
+    </w:p>
+    <w:p>
+      <w:pPr>
+        <w:pStyle w:val="ListParagraph"/>
+        <w:numPr>
+          <w:ilvl w:val="0"/>
+          <w:numId w:val="4"/>
+        </w:numPr>
+        <w:spacing w:after="60" w:line="276"/>
+        <w:jc w:val="both"/>
+      </w:pPr>
+      <w:r>
+        <w:rPr>
+          <w:rFonts w:ascii="Times New Roman" w:cs="Times New Roman" w:eastAsia="Times New Roman" w:hAnsi="Times New Roman"/>
+          <w:sz w:val="28"/>
+          <w:szCs w:val="28"/>
+        </w:rPr>
+        <w:t xml:space="preserve">analitik bosqich: sabab-oqibat bog'lanishlarini aniqlash.</w:t>
+      </w:r>
+    </w:p>
+    <w:p>
+      <w:pPr>
+        <w:spacing w:after="120" w:line="276"/>
+        <w:ind w:firstLine="567"/>
+        <w:jc w:val="both"/>
+      </w:pPr>
+      <w:r>
+        <w:rPr>
+          <w:rFonts w:ascii="Times New Roman" w:cs="Times New Roman" w:eastAsia="Times New Roman" w:hAnsi="Times New Roman"/>
+          <w:sz w:val="28"/>
+          <w:szCs w:val="28"/>
+        </w:rPr>
+        <w:t xml:space="preserve">Dastur aslida jadval andozalari yig'indisi bo'lib, xavf guruhlarini, joylarini, xavf vaqtini va tahlil bosqichida xavf omillarini aniqlashni ko'zda tutadi. Yoshni baholashda odatda 0–2, 3–6, 7–14, 15–19 va 20 yosh hamda undan kattalar guruhlari ajratiladi; meningokokk infeksiyasi va koli-enteritlarda bir yoshgacha bolalarni alohida ko'rsatish maqsadga muvofiq, chunki ular eng moyil guruhdir [1]. Ko'p yillik dinamikada tendensiyani aniqlash uchun ba'zan ko'rsatkichlar intensiv emas, balki ko'rgazmali (bazis yilni 100% deb olingan) shaklda taqdim etiladi [1].</w:t>
       </w:r>
     </w:p>
     <w:p>
       <w:pPr>
         <w:pStyle w:val="Heading2"/>
-        <w:spacing w:after="80" w:before="160"/>
-      </w:pPr>
-      <w:r>
+        <w:spacing w:after="100" w:before="200"/>
+      </w:pPr>
+      <w:r>
+        <w:rPr>
+          <w:rFonts w:ascii="Times New Roman" w:cs="Times New Roman" w:eastAsia="Times New Roman" w:hAnsi="Times New Roman"/>
+          <w:b/>
+          <w:bCs/>
+          <w:sz w:val="28"/>
+          <w:szCs w:val="28"/>
+        </w:rPr>
+        <w:t xml:space="preserve">Tavsifiy va analitik yondashuv</w:t>
+      </w:r>
+    </w:p>
+    <w:p>
+      <w:pPr>
+        <w:spacing w:after="120" w:line="276"/>
+        <w:ind w:firstLine="567"/>
+        <w:jc w:val="both"/>
+      </w:pPr>
+      <w:r>
+        <w:rPr>
+          <w:rFonts w:ascii="Times New Roman" w:cs="Times New Roman" w:eastAsia="Times New Roman" w:hAnsi="Times New Roman"/>
+          <w:sz w:val="28"/>
+          <w:szCs w:val="28"/>
+        </w:rPr>
+        <w:t xml:space="preserve">Xalqaro adabiyotda hodisalarni vaqt, joy va shaxs bo'yicha tavsiflash tavsifiy epidemiologiya faoliyati hisoblanadi, determinantlarni izlash esa analitik epidemiologiyaga tegishli [2]. Bu bo'linish ayni tahlil bosqichlariga mos keladi: RETning tavsiflash bosqichi tavsifiy, analitik bosqichi esa analitik yondashuvdir.</w:t>
+      </w:r>
+    </w:p>
+    <w:p>
+      <w:pPr>
+        <w:spacing w:after="120" w:line="276"/>
+        <w:ind w:firstLine="567"/>
+        <w:jc w:val="both"/>
+      </w:pPr>
+      <w:r>
+        <w:rPr>
+          <w:rFonts w:ascii="Times New Roman" w:cs="Times New Roman" w:eastAsia="Times New Roman" w:hAnsi="Times New Roman"/>
+          <w:sz w:val="28"/>
+          <w:szCs w:val="28"/>
+        </w:rPr>
+        <w:t xml:space="preserve">Tavsifiy epidemiologiyada hodisalar uch o'lchov bo'yicha tavsiflanadi [2]:</w:t>
+      </w:r>
+    </w:p>
+    <w:p>
+      <w:pPr>
+        <w:pStyle w:val="ListParagraph"/>
+        <w:numPr>
+          <w:ilvl w:val="0"/>
+          <w:numId w:val="5"/>
+        </w:numPr>
+        <w:spacing w:after="60" w:line="276"/>
+        <w:jc w:val="both"/>
+      </w:pPr>
+      <w:r>
+        <w:rPr>
+          <w:rFonts w:ascii="Times New Roman" w:cs="Times New Roman" w:eastAsia="Times New Roman" w:hAnsi="Times New Roman"/>
+          <w:sz w:val="28"/>
+          <w:szCs w:val="28"/>
+        </w:rPr>
+        <w:t xml:space="preserve">vaqt — yillik, mavsumiy, haftalik, kundalik, ish va dam olish kunlari bo'yicha taqsimot;</w:t>
+      </w:r>
+    </w:p>
+    <w:p>
+      <w:pPr>
+        <w:pStyle w:val="ListParagraph"/>
+        <w:numPr>
+          <w:ilvl w:val="0"/>
+          <w:numId w:val="5"/>
+        </w:numPr>
+        <w:spacing w:after="60" w:line="276"/>
+        <w:jc w:val="both"/>
+      </w:pPr>
+      <w:r>
+        <w:rPr>
+          <w:rFonts w:ascii="Times New Roman" w:cs="Times New Roman" w:eastAsia="Times New Roman" w:hAnsi="Times New Roman"/>
+          <w:sz w:val="28"/>
+          <w:szCs w:val="28"/>
+        </w:rPr>
+        <w:t xml:space="preserve">joy — geografik farqlar, shahar va qishloq, ish va o'qish joylari;</w:t>
+      </w:r>
+    </w:p>
+    <w:p>
+      <w:pPr>
+        <w:pStyle w:val="ListParagraph"/>
+        <w:numPr>
+          <w:ilvl w:val="0"/>
+          <w:numId w:val="5"/>
+        </w:numPr>
+        <w:spacing w:after="60" w:line="276"/>
+        <w:jc w:val="both"/>
+      </w:pPr>
+      <w:r>
+        <w:rPr>
+          <w:rFonts w:ascii="Times New Roman" w:cs="Times New Roman" w:eastAsia="Times New Roman" w:hAnsi="Times New Roman"/>
+          <w:sz w:val="28"/>
+          <w:szCs w:val="28"/>
+        </w:rPr>
+        <w:t xml:space="preserve">shaxs — yosh, jins, oilaviy holat, ijtimoiy-iqtisodiy holat, xulq-atvor va atrof-muhit ta'siri.</w:t>
+      </w:r>
+    </w:p>
+    <w:p>
+      <w:pPr>
+        <w:spacing w:after="120" w:line="276"/>
+        <w:ind w:firstLine="567"/>
+        <w:jc w:val="both"/>
+      </w:pPr>
+      <w:r>
+        <w:rPr>
+          <w:rFonts w:ascii="Times New Roman" w:cs="Times New Roman" w:eastAsia="Times New Roman" w:hAnsi="Times New Roman"/>
+          <w:sz w:val="28"/>
+          <w:szCs w:val="28"/>
+        </w:rPr>
+        <w:t xml:space="preserve">Tavsifiydan analitik bosqichga o'tishning klassik namunasi — Jon Snouning 1854-yildagi tadqiqoti. U vabodan o'lgan bemorlarning yashash joylarini xaritaga tushirib (nuqtali xarita), Broad Street quduq suvi haqida gipoteza ilgari surdi, so'ng gipotezani suv kompaniyalari ta'minlagan tumanlarni taqqoslash bilan sinadi va natijada epidemiyaga qarshi tadbir — suv olish joyini o'zgartirish — belgilandi [3]. Bu ketma-ketlik bugungi kunda ham epidemik o'choqni tekshirishning asosiy sxemasi hisoblanadi.</w:t>
+      </w:r>
+    </w:p>
+    <w:p>
+      <w:pPr>
+        <w:pStyle w:val="Heading2"/>
+        <w:spacing w:after="100" w:before="200"/>
+      </w:pPr>
+      <w:r>
+        <w:rPr>
+          <w:rFonts w:ascii="Times New Roman" w:cs="Times New Roman" w:eastAsia="Times New Roman" w:hAnsi="Times New Roman"/>
+          <w:b/>
+          <w:bCs/>
+          <w:sz w:val="28"/>
+          <w:szCs w:val="28"/>
+        </w:rPr>
+        <w:t xml:space="preserve">Tahlil natijalarining amaliy qo'llanilishi</w:t>
+      </w:r>
+    </w:p>
+    <w:p>
+      <w:pPr>
+        <w:spacing w:after="120" w:line="276"/>
+        <w:ind w:firstLine="567"/>
+        <w:jc w:val="both"/>
+      </w:pPr>
+      <w:r>
+        <w:rPr>
+          <w:rFonts w:ascii="Times New Roman" w:cs="Times New Roman" w:eastAsia="Times New Roman" w:hAnsi="Times New Roman"/>
+          <w:sz w:val="28"/>
+          <w:szCs w:val="28"/>
+        </w:rPr>
+        <w:t xml:space="preserve">Darslikda ta'kidlanishicha, profilaktik va epidemiyaga qarshi chora-tadbirlar odatda epidemiologik nazorat ma'lumotlari, ya'ni tashxis faoliyati natijasida aniq sabab-oqibat aloqalari aniqlangandan keyin amalga oshiriladi [1]. Shuning uchun operativ va retrospektiv tahlil natijalari reja tuzishning asosi hisoblanadi: rejalarda bajarish muddatlari, mas'ul ijrochilar, ma'muriy va moddiy ta'minot ko'zda tutiladi [1]. Muammoli-tematik yoki muammoli-maqsadli rejalarni epidemiologlar boshqa xizmatlar va mahalliy hokimiyat organlari ishtirokida tashabbus qilib tayyorlaydilar [1]. Natijada tahlil faqat hisobot vazifasini emas, balki boshqaruv qarorlarini asoslash vazifasini ham bajaradi.</w:t>
+      </w:r>
+    </w:p>
+    <w:p>
+      <w:pPr>
+        <w:pStyle w:val="Heading2"/>
+        <w:spacing w:after="100" w:before="200"/>
+      </w:pPr>
+      <w:r>
+        <w:rPr>
+          <w:rFonts w:ascii="Times New Roman" w:cs="Times New Roman" w:eastAsia="Times New Roman" w:hAnsi="Times New Roman"/>
+          <w:b/>
+          <w:bCs/>
+          <w:sz w:val="28"/>
+          <w:szCs w:val="28"/>
+        </w:rPr>
         <w:t xml:space="preserve">Xulosa</w:t>
       </w:r>
     </w:p>
     <w:p>
       <w:pPr>
-        <w:spacing w:after="120"/>
-        <w:jc w:val="both"/>
-      </w:pPr>
-      <w:r>
-        <w:t xml:space="preserve">Yuridik va jismoniy shaxslar faoliyatini vaqtincha to'xtatib qo'yish — SEO va JSQ xizmatining qonun bilan belgilangan muhim vakolati bo'lib, uning asosiy huquqiy manbai "Aholining sanitariya-epidemiologik osoyishtaligi to'g'risida"gi Qonundir. Chora faqat sanitariya qoidalari jiddiy buzilgan va aholi salomatligiga tahdid yuzaga kelgan hollarda, qonuniy tartibda va mutanosiblik tamoyili asosida qo'llanadi. Shikoyat qilish huquqining mavjudligi esa chora qonuniyligining kafolati hisoblanadi. Vrach-epidemiolog uchun bu vakolatlarning huquqiy asoslarini aniq bilish — kasbiy faoliyatning muhim talabi bo'lib, u nazorat tadbirlarini ham samarali, ham qonun doirasida amalga oshirish imkonini beradi va aholi salomatligini ishonchli himoya qilishga xizmat qiladi.</w:t>
+        <w:spacing w:after="120" w:line="276"/>
+        <w:ind w:firstLine="567"/>
+        <w:jc w:val="both"/>
+      </w:pPr>
+      <w:r>
+        <w:rPr>
+          <w:rFonts w:ascii="Times New Roman" w:cs="Times New Roman" w:eastAsia="Times New Roman" w:hAnsi="Times New Roman"/>
+          <w:sz w:val="28"/>
+          <w:szCs w:val="28"/>
+        </w:rPr>
+        <w:t xml:space="preserve">Operativ tahlil har kungi nazoratni ta'minlab, avj olishlarni erta aniqlaydi; retrospektiv tahlil esa tendensiyalarni va tadbirlar samaradorligini baholab, kelgusi yil rejasini asoslaydi. Ikkalasi bir-birini to'ldiradi va epidemiologik tashxisning ma'lumotlar bazasini tashkil etadi [1].</w:t>
       </w:r>
     </w:p>
     <w:p>
       <w:pPr>
         <w:pStyle w:val="Heading2"/>
-        <w:spacing w:after="80" w:before="220"/>
-      </w:pPr>
-      <w:r>
+        <w:spacing w:after="100" w:before="280"/>
+      </w:pPr>
+      <w:r>
+        <w:rPr>
+          <w:rFonts w:ascii="Times New Roman" w:cs="Times New Roman" w:eastAsia="Times New Roman" w:hAnsi="Times New Roman"/>
+          <w:b/>
+          <w:bCs/>
+          <w:sz w:val="28"/>
+          <w:szCs w:val="28"/>
+        </w:rPr>
         <w:t xml:space="preserve">Foydalanilgan adabiyotlar</w:t>
       </w:r>
     </w:p>
@@ -151,43 +648,58 @@
         <w:pStyle w:val="ListParagraph"/>
         <w:numPr>
           <w:ilvl w:val="0"/>
-          <w:numId w:val="2"/>
-        </w:numPr>
-        <w:spacing w:after="40"/>
-      </w:pPr>
-      <w:r>
-        <w:t xml:space="preserve">O'zbekiston Respublikasining "Aholining sanitariya-epidemiologik osoyishtaligi to'g'risida"gi Qonuni (2015-yil 15-iyul, QRU; 2015-yil 6-avgustda Senat tomonidan ma'qullangan). URL: https://lex.uz/docs/2732587</w:t>
-      </w:r>
-    </w:p>
-    <w:p>
-      <w:pPr>
-        <w:pStyle w:val="ListParagraph"/>
-        <w:numPr>
-          <w:ilvl w:val="0"/>
-          <w:numId w:val="2"/>
-        </w:numPr>
-        <w:spacing w:after="40"/>
-      </w:pPr>
-      <w:r>
-        <w:t xml:space="preserve">O'zbekiston Respublikasining Ma'muriy javobgarlik to'g'risidagi kodeksi (sanitariya-epidemiologiya qoidalarini buzish uchun javobgarlik). URL: https://lex.uz</w:t>
-      </w:r>
-    </w:p>
-    <w:p>
-      <w:pPr>
-        <w:pStyle w:val="ListParagraph"/>
-        <w:numPr>
-          <w:ilvl w:val="0"/>
-          <w:numId w:val="2"/>
-        </w:numPr>
-        <w:spacing w:after="40"/>
-      </w:pPr>
-      <w:r>
-        <w:t xml:space="preserve">Mirtazayev O.M., Zuyeva L.P., Matnazarova G.S. Epidemiologiya. — Toshkent, 2016.</w:t>
+          <w:numId w:val="6"/>
+        </w:numPr>
+        <w:spacing w:after="80" w:line="260"/>
+      </w:pPr>
+      <w:r>
+        <w:rPr>
+          <w:rFonts w:ascii="Times New Roman" w:cs="Times New Roman" w:eastAsia="Times New Roman" w:hAnsi="Times New Roman"/>
+          <w:sz w:val="28"/>
+          <w:szCs w:val="28"/>
+        </w:rPr>
+        <w:t xml:space="preserve">Mirtazayev O.M., Zueva L.P., Matnazarova G.S. Epidemiologiya (darslik). Toshkent, 2016. 14-bob: Operativ va retrospektiv epidemiologik tahlil (124–132-betlar). Manba: xayrullokomilov.uz/kutubxona, material № 2356 (matn kirill yozuvida).</w:t>
+      </w:r>
+    </w:p>
+    <w:p>
+      <w:pPr>
+        <w:pStyle w:val="ListParagraph"/>
+        <w:numPr>
+          <w:ilvl w:val="0"/>
+          <w:numId w:val="6"/>
+        </w:numPr>
+        <w:spacing w:after="80" w:line="260"/>
+      </w:pPr>
+      <w:r>
+        <w:rPr>
+          <w:rFonts w:ascii="Times New Roman" w:cs="Times New Roman" w:eastAsia="Times New Roman" w:hAnsi="Times New Roman"/>
+          <w:sz w:val="28"/>
+          <w:szCs w:val="28"/>
+        </w:rPr>
+        <w:t xml:space="preserve">CDC. Principles of Epidemiology in Public Health Practice (SS1978), Lesson 1, Section 1: Definition of Epidemiology. URL: https://archive.cdc.gov/www_cdc_gov/csels/dsepd/ss1978/lesson1/section1.html (kirilgan sana: 30.10.2026).</w:t>
+      </w:r>
+    </w:p>
+    <w:p>
+      <w:pPr>
+        <w:pStyle w:val="ListParagraph"/>
+        <w:numPr>
+          <w:ilvl w:val="0"/>
+          <w:numId w:val="6"/>
+        </w:numPr>
+        <w:spacing w:after="80" w:line="260"/>
+      </w:pPr>
+      <w:r>
+        <w:rPr>
+          <w:rFonts w:ascii="Times New Roman" w:cs="Times New Roman" w:eastAsia="Times New Roman" w:hAnsi="Times New Roman"/>
+          <w:sz w:val="28"/>
+          <w:szCs w:val="28"/>
+        </w:rPr>
+        <w:t xml:space="preserve">CDC. Principles of Epidemiology in Public Health Practice (SS1978), Lesson 1, Section 2: Historical Evolution of Epidemiology. URL: https://archive.cdc.gov/www_cdc_gov/csels/dsepd/ss1978/lesson1/section2.html (kirilgan sana: 30.10.2026).</w:t>
       </w:r>
     </w:p>
     <w:sectPr>
       <w:pgSz w:w="11906" w:h="16838" w:orient="portrait"/>
-      <w:pgMar w:top="1134" w:right="850" w:bottom="1134" w:left="1418" w:header="708" w:footer="708" w:gutter="0"/>
+      <w:pgMar w:top="1134" w:right="850" w:bottom="1134" w:left="1701" w:header="708" w:footer="708" w:gutter="0"/>
       <w:pgNumType/>
       <w:docGrid w:linePitch="360"/>
     </w:sectPr>
@@ -359,12 +871,17 @@
     <w:multiLevelType w:val="hybridMultilevel"/>
     <w:lvl w:ilvl="0" w:tentative="1">
       <w:start w:val="1"/>
-      <w:numFmt w:val="bullet"/>
-      <w:lvlText w:val="•"/>
+      <w:numFmt w:val="decimal"/>
+      <w:lvlText w:val="[%1]"/>
       <w:lvlJc w:val="left"/>
       <w:pPr>
-        <w:ind w:left="576" w:hanging="316"/>
-      </w:pPr>
+        <w:ind w:left="720" w:hanging="720"/>
+      </w:pPr>
+      <w:rPr>
+        <w:rFonts w:ascii="Times New Roman" w:cs="Times New Roman" w:eastAsia="Times New Roman" w:hAnsi="Times New Roman"/>
+        <w:sz w:val="28"/>
+        <w:szCs w:val="28"/>
+      </w:rPr>
     </w:lvl>
   </w:abstractNum>
   <w:abstractNum w:abstractNumId="3" w15:restartNumberingAfterBreak="0">
@@ -372,11 +889,16 @@
     <w:lvl w:ilvl="0" w:tentative="1">
       <w:start w:val="1"/>
       <w:numFmt w:val="decimal"/>
-      <w:lvlText w:val="%1."/>
+      <w:lvlText w:val="%1)"/>
       <w:lvlJc w:val="left"/>
       <w:pPr>
-        <w:ind w:left="576" w:hanging="316"/>
-      </w:pPr>
+        <w:ind w:left="851" w:hanging="425"/>
+      </w:pPr>
+      <w:rPr>
+        <w:rFonts w:ascii="Times New Roman" w:cs="Times New Roman" w:eastAsia="Times New Roman" w:hAnsi="Times New Roman"/>
+        <w:sz w:val="28"/>
+        <w:szCs w:val="28"/>
+      </w:rPr>
     </w:lvl>
   </w:abstractNum>
   <w:abstractNum w:abstractNumId="4" w15:restartNumberingAfterBreak="0">
@@ -384,11 +906,50 @@
     <w:lvl w:ilvl="0" w:tentative="1">
       <w:start w:val="1"/>
       <w:numFmt w:val="decimal"/>
-      <w:lvlText w:val="%1."/>
+      <w:lvlText w:val="%1)"/>
       <w:lvlJc w:val="left"/>
       <w:pPr>
-        <w:ind w:left="576" w:hanging="316"/>
-      </w:pPr>
+        <w:ind w:left="851" w:hanging="425"/>
+      </w:pPr>
+      <w:rPr>
+        <w:rFonts w:ascii="Times New Roman" w:cs="Times New Roman" w:eastAsia="Times New Roman" w:hAnsi="Times New Roman"/>
+        <w:sz w:val="28"/>
+        <w:szCs w:val="28"/>
+      </w:rPr>
+    </w:lvl>
+  </w:abstractNum>
+  <w:abstractNum w:abstractNumId="5" w15:restartNumberingAfterBreak="0">
+    <w:multiLevelType w:val="hybridMultilevel"/>
+    <w:lvl w:ilvl="0" w:tentative="1">
+      <w:start w:val="1"/>
+      <w:numFmt w:val="decimal"/>
+      <w:lvlText w:val="%1)"/>
+      <w:lvlJc w:val="left"/>
+      <w:pPr>
+        <w:ind w:left="851" w:hanging="425"/>
+      </w:pPr>
+      <w:rPr>
+        <w:rFonts w:ascii="Times New Roman" w:cs="Times New Roman" w:eastAsia="Times New Roman" w:hAnsi="Times New Roman"/>
+        <w:sz w:val="28"/>
+        <w:szCs w:val="28"/>
+      </w:rPr>
+    </w:lvl>
+  </w:abstractNum>
+  <w:abstractNum w:abstractNumId="6" w15:restartNumberingAfterBreak="0">
+    <w:multiLevelType w:val="hybridMultilevel"/>
+    <w:lvl w:ilvl="0" w:tentative="1">
+      <w:start w:val="1"/>
+      <w:numFmt w:val="decimal"/>
+      <w:lvlText w:val="%1)"/>
+      <w:lvlJc w:val="left"/>
+      <w:pPr>
+        <w:ind w:left="851" w:hanging="425"/>
+      </w:pPr>
+      <w:rPr>
+        <w:rFonts w:ascii="Times New Roman" w:cs="Times New Roman" w:eastAsia="Times New Roman" w:hAnsi="Times New Roman"/>
+        <w:sz w:val="28"/>
+        <w:szCs w:val="28"/>
+      </w:rPr>
     </w:lvl>
   </w:abstractNum>
   <w:num w:numId="1">
@@ -398,7 +959,31 @@
     </w:lvlOverride>
   </w:num>
   <w:num w:numId="2">
+    <w:abstractNumId w:val="3"/>
+    <w:lvlOverride w:ilvl="0">
+      <w:startOverride w:val="1"/>
+    </w:lvlOverride>
+  </w:num>
+  <w:num w:numId="3">
     <w:abstractNumId w:val="4"/>
+    <w:lvlOverride w:ilvl="0">
+      <w:startOverride w:val="1"/>
+    </w:lvlOverride>
+  </w:num>
+  <w:num w:numId="4">
+    <w:abstractNumId w:val="5"/>
+    <w:lvlOverride w:ilvl="0">
+      <w:startOverride w:val="1"/>
+    </w:lvlOverride>
+  </w:num>
+  <w:num w:numId="5">
+    <w:abstractNumId w:val="6"/>
+    <w:lvlOverride w:ilvl="0">
+      <w:startOverride w:val="1"/>
+    </w:lvlOverride>
+  </w:num>
+  <w:num w:numId="6">
+    <w:abstractNumId w:val="2"/>
     <w:lvlOverride w:ilvl="0">
       <w:startOverride w:val="1"/>
     </w:lvlOverride>
@@ -412,8 +997,8 @@
     <w:rPrDefault>
       <w:rPr>
         <w:rFonts w:ascii="Times New Roman" w:cs="Times New Roman" w:eastAsia="Times New Roman" w:hAnsi="Times New Roman"/>
-        <w:sz w:val="24"/>
-        <w:szCs w:val="24"/>
+        <w:sz w:val="28"/>
+        <w:szCs w:val="28"/>
       </w:rPr>
     </w:rPrDefault>
     <w:pPrDefault/>
@@ -548,7 +1133,7 @@
     <w:unhideWhenUsed/>
     <w:pPr>
       <w:spacing w:after="100"/>
-      <w:ind w:left="240"/>
+      <w:ind w:left="280"/>
     </w:pPr>
   </w:style>
   <w:style w:type="paragraph" w:styleId="TOC3">
@@ -560,7 +1145,7 @@
     <w:unhideWhenUsed/>
     <w:pPr>
       <w:spacing w:after="100"/>
-      <w:ind w:left="480"/>
+      <w:ind w:left="560"/>
     </w:pPr>
   </w:style>
   <w:style w:type="paragraph" w:styleId="TOC4">
@@ -572,7 +1157,7 @@
     <w:unhideWhenUsed/>
     <w:pPr>
       <w:spacing w:after="100"/>
-      <w:ind w:left="720"/>
+      <w:ind w:left="840"/>
     </w:pPr>
   </w:style>
   <w:style w:type="paragraph" w:styleId="TOC5">
@@ -584,7 +1169,7 @@
     <w:unhideWhenUsed/>
     <w:pPr>
       <w:spacing w:after="100"/>
-      <w:ind w:left="960"/>
+      <w:ind w:left="1120"/>
     </w:pPr>
   </w:style>
   <w:style w:type="paragraph" w:styleId="TOC6">
@@ -596,23 +1181,11 @@
     <w:unhideWhenUsed/>
     <w:pPr>
       <w:spacing w:after="100"/>
-      <w:ind w:left="1200"/>
+      <w:ind w:left="1400"/>
     </w:pPr>
   </w:style>
   <w:style w:type="paragraph" w:styleId="TOC7">
     <w:name w:val="toc 7"/>
-    <w:basedOn w:val="Normal"/>
-    <w:next w:val="Normal"/>
-    <w:uiPriority w:val="39"/>
-    <w:semiHidden/>
-    <w:unhideWhenUsed/>
-    <w:pPr>
-      <w:spacing w:after="100"/>
-      <w:ind w:left="1440"/>
-    </w:pPr>
-  </w:style>
-  <w:style w:type="paragraph" w:styleId="TOC8">
-    <w:name w:val="toc 8"/>
     <w:basedOn w:val="Normal"/>
     <w:next w:val="Normal"/>
     <w:uiPriority w:val="39"/>
@@ -623,6 +1196,18 @@
       <w:ind w:left="1680"/>
     </w:pPr>
   </w:style>
+  <w:style w:type="paragraph" w:styleId="TOC8">
+    <w:name w:val="toc 8"/>
+    <w:basedOn w:val="Normal"/>
+    <w:next w:val="Normal"/>
+    <w:uiPriority w:val="39"/>
+    <w:semiHidden/>
+    <w:unhideWhenUsed/>
+    <w:pPr>
+      <w:spacing w:after="100"/>
+      <w:ind w:left="1960"/>
+    </w:pPr>
+  </w:style>
   <w:style w:type="paragraph" w:styleId="TOC9">
     <w:name w:val="toc 9"/>
     <w:basedOn w:val="Normal"/>
@@ -632,7 +1217,7 @@
     <w:unhideWhenUsed/>
     <w:pPr>
       <w:spacing w:after="100"/>
-      <w:ind w:left="1920"/>
+      <w:ind w:left="2240"/>
     </w:pPr>
   </w:style>
   <w:style w:type="character" w:styleId="Hyperlink">
@@ -732,15 +1317,16 @@
     <w:next w:val="Normal"/>
     <w:qFormat/>
     <w:pPr>
-      <w:spacing w:after="200"/>
-      <w:jc w:val="center"/>
+      <w:spacing w:after="240" w:before="0"/>
+      <w:outlineLvl w:val="0"/>
     </w:pPr>
     <w:rPr>
       <w:rFonts w:ascii="Times New Roman" w:cs="Times New Roman" w:eastAsia="Times New Roman" w:hAnsi="Times New Roman"/>
       <w:b/>
       <w:bCs/>
-      <w:sz w:val="28"/>
-      <w:szCs w:val="28"/>
+      <w:color w:val="000000"/>
+      <w:sz w:val="30"/>
+      <w:szCs w:val="30"/>
     </w:rPr>
   </w:style>
   <w:style w:type="paragraph" w:styleId="Heading2">
@@ -748,12 +1334,17 @@
     <w:basedOn w:val="Normal"/>
     <w:next w:val="Normal"/>
     <w:qFormat/>
+    <w:pPr>
+      <w:spacing w:after="100" w:before="200"/>
+      <w:outlineLvl w:val="1"/>
+    </w:pPr>
     <w:rPr>
       <w:rFonts w:ascii="Times New Roman" w:cs="Times New Roman" w:eastAsia="Times New Roman" w:hAnsi="Times New Roman"/>
       <w:b/>
       <w:bCs/>
-      <w:sz w:val="26"/>
-      <w:szCs w:val="26"/>
+      <w:color w:val="000000"/>
+      <w:sz w:val="28"/>
+      <w:szCs w:val="28"/>
     </w:rPr>
   </w:style>
 </w:styles>

--- a/javoblar/003.docx
+++ b/javoblar/003.docx
@@ -624,7 +624,7 @@
           <w:sz w:val="28"/>
           <w:szCs w:val="28"/>
         </w:rPr>
-        <w:t xml:space="preserve">Operativ tahlil har kungi nazoratni ta'minlab, avj olishlarni erta aniqlaydi; retrospektiv tahlil esa tendensiyalarni va tadbirlar samaradorligini baholab, kelgusi yil rejasini asoslaydi. Ikkalasi bir-birini to'ldiradi va epidemiologik tashxisning ma'lumotlar bazasini tashkil etadi [1].</w:t>
+        <w:t xml:space="preserve">Operativ tahlil har kungi nazoratni ta'minlab, avj olishlarni erta aniqlaydi; retrospektiv tahlil esa tendensiyalarni va tadbirlar samaradorligini baholab, kelgusi yil rejasini asoslaydi. Ikkalasi bir-birini to'ldiradi va epidemiologik tashxisning ma'lumotlar bazasini tashkil etadi [1]. Ichak infeksiyalari bo'yicha yo'riqnomada epidemiologik tekshiruvni boshlash qarori epidemik vaziyat va retrospektiv tahlil ma'lumotlariga qarab epidemiolog tomonidan belgilanishi aytilgan [4]. Qonunga ko'ra davlat sanitariya nazoratini amalga oshiruvchi mansabdor shaxslar yuqumli va ommaviy kasalliklarning paydo bo'lish va tarqalish sabablari hamda shart-sharoitlarini aniqlashi shart [5].</w:t>
       </w:r>
     </w:p>
     <w:p>
@@ -695,6 +695,42 @@
           <w:szCs w:val="28"/>
         </w:rPr>
         <w:t xml:space="preserve">CDC. Principles of Epidemiology in Public Health Practice (SS1978), Lesson 1, Section 2: Historical Evolution of Epidemiology. URL: https://archive.cdc.gov/www_cdc_gov/csels/dsepd/ss1978/lesson1/section2.html (kirilgan sana: 30.10.2026).</w:t>
+      </w:r>
+    </w:p>
+    <w:p>
+      <w:pPr>
+        <w:pStyle w:val="ListParagraph"/>
+        <w:numPr>
+          <w:ilvl w:val="0"/>
+          <w:numId w:val="6"/>
+        </w:numPr>
+        <w:spacing w:after="80" w:line="260"/>
+      </w:pPr>
+      <w:r>
+        <w:rPr>
+          <w:rFonts w:ascii="Times New Roman" w:cs="Times New Roman" w:eastAsia="Times New Roman" w:hAnsi="Times New Roman"/>
+          <w:sz w:val="28"/>
+          <w:szCs w:val="28"/>
+        </w:rPr>
+        <w:t xml:space="preserve">O'zbekiston Respublikasi Sog'liqni saqlash vazirining 25.03.2015-yildagi buyrug'i va 1-ilova: o'tkir ichak infeksiyalarini oldini olish borasidagi yo'riqnoma, 6-bo'lim. Manba: xayrullokomilov.uz/kutubxona, material № 436 (kutubxonada "Buyruq № 122"; hujjat ichida "125-son" va "122-son" ikkalasi uchraydi — raqam tasdiqlanmagan; matn kirill yozuvida).</w:t>
+      </w:r>
+    </w:p>
+    <w:p>
+      <w:pPr>
+        <w:pStyle w:val="ListParagraph"/>
+        <w:numPr>
+          <w:ilvl w:val="0"/>
+          <w:numId w:val="6"/>
+        </w:numPr>
+        <w:spacing w:after="80" w:line="260"/>
+      </w:pPr>
+      <w:r>
+        <w:rPr>
+          <w:rFonts w:ascii="Times New Roman" w:cs="Times New Roman" w:eastAsia="Times New Roman" w:hAnsi="Times New Roman"/>
+          <w:sz w:val="28"/>
+          <w:szCs w:val="28"/>
+        </w:rPr>
+        <w:t xml:space="preserve">O'zbekiston Respublikasining "Aholining sanitariya-epidemiologik osoyishtaligi to'g'risida"gi Qonuni (Qonunchilik palatasi 2015-yil 15-iyulda qabul qilgan, Senat 2015-yil 6-avgustda ma'qullagan), 13-modda. URL: https://lex.uz/docs/2732587. Manba: xayrullokomilov.uz/kutubxona, material № 201 (matn kirill yozuvida; asosiy raqami matnda ko'rsatilmagan — tasdiqlanmagan).</w:t>
       </w:r>
     </w:p>
     <w:sectPr>
